--- a/resources/vocabulary-printables/Word Wall - Design 1 HTML.docx
+++ b/resources/vocabulary-printables/Word Wall - Design 1 HTML.docx
@@ -1036,7 +1036,7 @@
                 <w:sz w:val="18"/>
                 <w:szCs w:val="18"/>
               </w:rPr>
-              <w:t xml:space="preserve">A title tag (h1 through h6) that labels a page or section, with h1 the most important and h6 the least.</w:t>
+              <w:t xml:space="preserve">A heading tag (h1 through h6) that labels a page or section, with h1 the most important and h6 the least. Not the same as the &lt;title&gt; tag.</w:t>
             </w:r>
           </w:p>
         </w:tc>
